--- a/server/src/templates/mbo.docx
+++ b/server/src/templates/mbo.docx
@@ -724,7 +724,7 @@
         <w:pStyle w:val="Nessunaspaziatura"/>
       </w:pPr>
       <w:r>
-        <w:t>Il premio MBO è determinato in misura variabile, pari al {mbo_pct}% della Retribuzione Annua Lorda (RAL) del destinatario, in funzione del livello di raggiungimento degli obiettivi ponderati. La tabella seguente riporta la correlazione tra il livello di raggiungimento degli obiettivi e la quota di premio erogabile:</w:t>
+        <w:t>Il premio MBO è determinato in misura variabile, {premio_frase}, in funzione del livello di raggiungimento degli obiettivi ponderati. La tabella seguente riporta la correlazione tra il livello di raggiungimento degli obiettivi e la quota di premio erogabile:</w:t>
       </w:r>
     </w:p>
     <w:p>

--- a/server/src/templates/mbo.docx
+++ b/server/src/templates/mbo.docx
@@ -1427,21 +1427,66 @@
   <w:p>
     <w:pPr>
       <w:pStyle w:val="Pidipagina"/>
-      <w:jc w:val="center"/>
-      <w:rPr>
-        <w:rFonts w:ascii="Arial" w:hAnsi="Arial" w:cs="Arial"/>
+      <w:jc w:val="right"/>
+      <w:rPr>
+        <w:rFonts w:cs="Arial"/>
         <w:color w:val="1B505F"/>
         <w:sz w:val="18"/>
         <w:szCs w:val="18"/>
       </w:rPr>
     </w:pPr>
+    <w:r>
+      <w:rPr>
+        <w:rFonts w:cs="Arial"/>
+        <w:color w:val="1B505F"/>
+        <w:sz w:val="18"/>
+        <w:szCs w:val="18"/>
+      </w:rPr>
+      <w:fldChar w:fldCharType="begin"/>
+    </w:r>
+    <w:r>
+      <w:rPr>
+        <w:rFonts w:cs="Arial"/>
+        <w:color w:val="1B505F"/>
+        <w:sz w:val="18"/>
+        <w:szCs w:val="18"/>
+      </w:rPr>
+      <w:instrText>PAGE   \* MERGEFORMAT</w:instrText>
+    </w:r>
+    <w:r>
+      <w:rPr>
+        <w:rFonts w:cs="Arial"/>
+        <w:color w:val="1B505F"/>
+        <w:sz w:val="18"/>
+        <w:szCs w:val="18"/>
+      </w:rPr>
+      <w:fldChar w:fldCharType="separate"/>
+    </w:r>
+    <w:r>
+      <w:rPr>
+        <w:rFonts w:cs="Arial"/>
+        <w:color w:val="1B505F"/>
+        <w:sz w:val="18"/>
+        <w:szCs w:val="18"/>
+      </w:rPr>
+      <w:t>1</w:t>
+    </w:r>
+    <w:r>
+      <w:rPr>
+        <w:rFonts w:cs="Arial"/>
+        <w:color w:val="1B505F"/>
+        <w:sz w:val="18"/>
+        <w:szCs w:val="18"/>
+      </w:rPr>
+      <w:fldChar w:fldCharType="end"/>
+    </w:r>
   </w:p>
   <w:p>
     <w:pPr>
       <w:pStyle w:val="Pidipagina"/>
       <w:jc w:val="center"/>
       <w:rPr>
-        <w:rFonts w:ascii="Arial" w:hAnsi="Arial" w:cs="Arial"/>
+        <w:rFonts w:cs="Arial"/>
         <w:b/>
         <w:bCs/>
         <w:color w:val="1B505F"/>
@@ -1451,7 +1496,7 @@
     </w:pPr>
     <w:r>
       <w:rPr>
-        <w:rFonts w:ascii="Arial" w:hAnsi="Arial" w:cs="Arial"/>
+        <w:rFonts w:cs="Arial"/>
         <w:b/>
         <w:bCs/>
         <w:color w:val="1B505F"/>
@@ -1466,7 +1511,7 @@
       <w:pStyle w:val="Pidipagina"/>
       <w:jc w:val="center"/>
       <w:rPr>
-        <w:rFonts w:ascii="Arial" w:hAnsi="Arial" w:cs="Arial"/>
+        <w:rFonts w:cs="Arial"/>
         <w:color w:val="1B505F"/>
         <w:sz w:val="18"/>
         <w:szCs w:val="18"/>
@@ -1474,21 +1519,111 @@
     </w:pPr>
     <w:r>
       <w:rPr>
-        <w:rFonts w:ascii="Arial" w:hAnsi="Arial" w:cs="Arial"/>
+        <w:rFonts w:cs="Arial"/>
         <w:color w:val="1B505F"/>
         <w:sz w:val="18"/>
         <w:szCs w:val="18"/>
       </w:rPr>
-      <w:t>Viale Belfiore, 55, 50144, Firenze (FI)</w:t>
+      <w:t>Via di Pratignone, 13/4</w:t>
     </w:r>
     <w:r>
       <w:rPr>
-        <w:rFonts w:ascii="Arial" w:hAnsi="Arial" w:cs="Arial"/>
+        <w:rFonts w:cs="Arial"/>
         <w:color w:val="1B505F"/>
         <w:sz w:val="18"/>
         <w:szCs w:val="18"/>
       </w:rPr>
-      <w:t>. Direttore Sanitario: prof. Gian Luigi Taddei.</w:t>
+      <w:t>,</w:t>
+    </w:r>
+    <w:r>
+      <w:rPr>
+        <w:rFonts w:cs="Arial"/>
+        <w:color w:val="1B505F"/>
+        <w:sz w:val="18"/>
+        <w:szCs w:val="18"/>
+      </w:rPr>
+      <w:t xml:space="preserve"> 50019</w:t>
+    </w:r>
+    <w:r>
+      <w:rPr>
+        <w:rFonts w:cs="Arial"/>
+        <w:color w:val="1B505F"/>
+        <w:sz w:val="18"/>
+        <w:szCs w:val="18"/>
+      </w:rPr>
+      <w:t xml:space="preserve"> </w:t>
+    </w:r>
+    <w:r>
+      <w:rPr>
+        <w:rFonts w:cs="Arial"/>
+        <w:color w:val="1B505F"/>
+        <w:sz w:val="18"/>
+        <w:szCs w:val="18"/>
+      </w:rPr>
+      <w:t xml:space="preserve">Sesto Fiorentino </w:t>
+    </w:r>
+    <w:r>
+      <w:rPr>
+        <w:rFonts w:cs="Arial"/>
+        <w:color w:val="1B505F"/>
+        <w:sz w:val="18"/>
+        <w:szCs w:val="18"/>
+      </w:rPr>
+      <w:t>(FI)</w:t>
+    </w:r>
+    <w:r>
+      <w:rPr>
+        <w:rFonts w:cs="Arial"/>
+        <w:color w:val="1B505F"/>
+        <w:sz w:val="18"/>
+        <w:szCs w:val="18"/>
+      </w:rPr>
+      <w:t xml:space="preserve">. </w:t>
+    </w:r>
+    <w:r>
+      <w:rPr>
+        <w:rFonts w:cs="Arial"/>
+        <w:color w:val="1B505F"/>
+        <w:sz w:val="18"/>
+        <w:szCs w:val="18"/>
+      </w:rPr>
+      <w:t xml:space="preserve">Tel. e Fax: </w:t>
+    </w:r>
+    <w:r>
+      <w:rPr>
+        <w:rFonts w:cs="Arial"/>
+        <w:color w:val="1B505F"/>
+        <w:sz w:val="18"/>
+        <w:szCs w:val="18"/>
+      </w:rPr>
+      <w:t>055776511</w:t>
+    </w:r>
+    <w:r>
+      <w:rPr>
+        <w:rFonts w:cs="Arial"/>
+        <w:color w:val="1B505F"/>
+        <w:sz w:val="18"/>
+        <w:szCs w:val="18"/>
+      </w:rPr>
+      <w:t>.</w:t>
+    </w:r>
+    <w:r>
+      <w:rPr>
+        <w:rFonts w:cs="Arial"/>
+        <w:color w:val="1B505F"/>
+        <w:sz w:val="18"/>
+        <w:szCs w:val="18"/>
+      </w:rPr>
+      <w:t xml:space="preserve"> </w:t>
+    </w:r>
+    <w:r>
+      <w:rPr>
+        <w:rFonts w:cs="Arial"/>
+        <w:color w:val="1B505F"/>
+        <w:sz w:val="18"/>
+        <w:szCs w:val="18"/>
+      </w:rPr>
+      <w:t>Direttore Sanitario: prof. Gian Luigi Taddei.</w:t>
     </w:r>
   </w:p>
   <w:p>
@@ -1503,7 +1638,7 @@
     </w:pPr>
     <w:r>
       <w:rPr>
-        <w:rFonts w:ascii="Arial" w:hAnsi="Arial" w:cs="Arial"/>
+        <w:rFonts w:cs="Arial"/>
         <w:color w:val="1B505F"/>
         <w:sz w:val="18"/>
         <w:szCs w:val="18"/>
@@ -1512,7 +1647,7 @@
     </w:r>
     <w:r>
       <w:rPr>
-        <w:rFonts w:ascii="Arial" w:hAnsi="Arial" w:cs="Arial"/>
+        <w:rFonts w:cs="Arial"/>
         <w:color w:val="1B505F"/>
         <w:sz w:val="18"/>
         <w:szCs w:val="18"/>
@@ -1521,7 +1656,7 @@
     </w:r>
     <w:r>
       <w:rPr>
-        <w:rFonts w:ascii="Arial" w:hAnsi="Arial" w:cs="Arial"/>
+        <w:rFonts w:cs="Arial"/>
         <w:color w:val="1B505F"/>
         <w:sz w:val="18"/>
         <w:szCs w:val="18"/>
@@ -1530,7 +1665,7 @@
     </w:r>
     <w:r>
       <w:rPr>
-        <w:rFonts w:ascii="Arial" w:hAnsi="Arial" w:cs="Arial"/>
+        <w:rFonts w:cs="Arial"/>
         <w:color w:val="1B505F"/>
         <w:sz w:val="18"/>
         <w:szCs w:val="18"/>
@@ -1539,7 +1674,7 @@
     </w:r>
     <w:r>
       <w:rPr>
-        <w:rFonts w:ascii="Arial" w:hAnsi="Arial" w:cs="Arial"/>
+        <w:rFonts w:cs="Arial"/>
         <w:color w:val="1B505F"/>
         <w:sz w:val="18"/>
         <w:szCs w:val="18"/>
@@ -1548,17 +1683,35 @@
     </w:r>
     <w:r>
       <w:rPr>
-        <w:rFonts w:ascii="Arial" w:hAnsi="Arial" w:cs="Arial"/>
+        <w:rFonts w:cs="Arial"/>
         <w:color w:val="1B505F"/>
         <w:sz w:val="18"/>
         <w:szCs w:val="18"/>
       </w:rPr>
-      <w:t xml:space="preserve"> – Capitale Sociale: € 10.000,00 </w:t>
+      <w:t xml:space="preserve"> – Capitale Sociale: € </w:t>
+    </w:r>
+    <w:r>
+      <w:rPr>
+        <w:rFonts w:cs="Arial"/>
+        <w:color w:val="1B505F"/>
+        <w:sz w:val="18"/>
+        <w:szCs w:val="18"/>
+      </w:rPr>
+      <w:t>5</w:t>
+    </w:r>
+    <w:r>
+      <w:rPr>
+        <w:rFonts w:cs="Arial"/>
+        <w:color w:val="1B505F"/>
+        <w:sz w:val="18"/>
+        <w:szCs w:val="18"/>
+      </w:rPr>
+      <w:t xml:space="preserve">0.000,00 </w:t>
     </w:r>
     <w:proofErr w:type="spellStart"/>
     <w:r>
       <w:rPr>
-        <w:rFonts w:ascii="Arial" w:hAnsi="Arial" w:cs="Arial"/>
+        <w:rFonts w:cs="Arial"/>
         <w:color w:val="1B505F"/>
         <w:sz w:val="18"/>
         <w:szCs w:val="18"/>
@@ -1568,7 +1721,7 @@
     <w:proofErr w:type="spellEnd"/>
     <w:r>
       <w:rPr>
-        <w:rFonts w:ascii="Arial" w:hAnsi="Arial" w:cs="Arial"/>
+        <w:rFonts w:cs="Arial"/>
         <w:color w:val="1B505F"/>
         <w:sz w:val="18"/>
         <w:szCs w:val="18"/>
@@ -1622,10 +1775,10 @@
       <w:tblLook w:val="0600" w:firstRow="0" w:lastRow="0" w:firstColumn="0" w:lastColumn="0" w:noHBand="1" w:noVBand="1"/>
     </w:tblPr>
     <w:tblGrid>
-      <w:gridCol w:w="5370"/>
+      <w:gridCol w:w="5065"/>
       <w:gridCol w:w="240"/>
       <w:gridCol w:w="2055"/>
-      <w:gridCol w:w="2805"/>
+      <w:gridCol w:w="3110"/>
     </w:tblGrid>
     <w:tr>
       <w:trPr>
@@ -1633,7 +1786,7 @@
       </w:trPr>
       <w:tc>
         <w:tcPr>
-          <w:tcW w:w="5370" w:type="dxa"/>
+          <w:tcW w:w="5065" w:type="dxa"/>
           <w:tcBorders>
             <w:top w:val="nil"/>
             <w:left w:val="nil"/>
@@ -1643,13 +1796,15 @@
         </w:tcPr>
         <w:p>
           <w:pPr>
-            <w:spacing w:after="0"/>
+            <w:spacing w:after="0" w:line="276" w:lineRule="auto"/>
             <w:rPr>
               <w:rFonts w:ascii="Lato" w:eastAsia="Lato" w:hAnsi="Lato" w:cs="Lato"/>
               <w:color w:val="1A3C47"/>
+              <w:kern w:val="0"/>
               <w:sz w:val="8"/>
               <w:szCs w:val="8"/>
-              <w:lang w:val="it"/>
+              <w:lang w:val="it" w:eastAsia="it-IT"/>
+              <w14:ligatures w14:val="none"/>
             </w:rPr>
           </w:pPr>
           <w:r>
@@ -1657,9 +1812,11 @@
               <w:rFonts w:ascii="Lato" w:eastAsia="Lato" w:hAnsi="Lato" w:cs="Lato"/>
               <w:noProof/>
               <w:color w:val="1A3C47"/>
+              <w:kern w:val="0"/>
               <w:sz w:val="8"/>
               <w:szCs w:val="8"/>
-              <w:lang w:val="it"/>
+              <w:lang w:val="it" w:eastAsia="it-IT"/>
+              <w14:ligatures w14:val="none"/>
             </w:rPr>
             <w:drawing>
               <wp:inline distT="114300" distB="114300" distL="114300" distR="114300" wp14:anchorId="62A7382D" wp14:editId="55B554C8">
@@ -1712,13 +1869,15 @@
         <w:p>
           <w:pPr>
             <w:widowControl w:val="0"/>
-            <w:spacing w:after="0" w:line="240" w:lineRule="auto"/>
+            <w:spacing w:after="0"/>
             <w:rPr>
               <w:rFonts w:ascii="Lato" w:eastAsia="Lato" w:hAnsi="Lato" w:cs="Lato"/>
               <w:color w:val="1A3C47"/>
+              <w:kern w:val="0"/>
               <w:sz w:val="18"/>
               <w:szCs w:val="18"/>
-              <w:lang w:val="it"/>
+              <w:lang w:val="it" w:eastAsia="it-IT"/>
+              <w14:ligatures w14:val="none"/>
             </w:rPr>
           </w:pPr>
         </w:p>
@@ -1736,20 +1895,22 @@
         <w:p>
           <w:pPr>
             <w:widowControl w:val="0"/>
-            <w:spacing w:after="0" w:line="240" w:lineRule="auto"/>
+            <w:spacing w:after="0"/>
             <w:rPr>
               <w:rFonts w:ascii="Lato" w:eastAsia="Lato" w:hAnsi="Lato" w:cs="Lato"/>
               <w:color w:val="1A3C47"/>
+              <w:kern w:val="0"/>
               <w:sz w:val="10"/>
               <w:szCs w:val="10"/>
-              <w:lang w:val="it"/>
+              <w:lang w:val="it" w:eastAsia="it-IT"/>
+              <w14:ligatures w14:val="none"/>
             </w:rPr>
           </w:pPr>
         </w:p>
       </w:tc>
       <w:tc>
         <w:tcPr>
-          <w:tcW w:w="2805" w:type="dxa"/>
+          <w:tcW w:w="3110" w:type="dxa"/>
           <w:tcBorders>
             <w:top w:val="nil"/>
             <w:left w:val="nil"/>
@@ -1763,22 +1924,25 @@
             <w:widowControl w:val="0"/>
             <w:spacing w:after="0" w:line="360" w:lineRule="auto"/>
             <w:rPr>
+              <w:rFonts w:eastAsia="Arial" w:cs="Arial"/>
               <w:color w:val="1A3C47"/>
+              <w:kern w:val="0"/>
               <w:sz w:val="8"/>
               <w:szCs w:val="8"/>
-              <w:lang w:val="it"/>
+              <w:lang w:val="it" w:eastAsia="it-IT"/>
+              <w14:ligatures w14:val="none"/>
             </w:rPr>
           </w:pPr>
         </w:p>
         <w:tbl>
           <w:tblPr>
-            <w:tblW w:w="2595" w:type="dxa"/>
+            <w:tblW w:w="2900" w:type="dxa"/>
             <w:tblLayout w:type="fixed"/>
             <w:tblLook w:val="0600" w:firstRow="0" w:lastRow="0" w:firstColumn="0" w:lastColumn="0" w:noHBand="1" w:noVBand="1"/>
           </w:tblPr>
           <w:tblGrid>
             <w:gridCol w:w="300"/>
-            <w:gridCol w:w="2295"/>
+            <w:gridCol w:w="2600"/>
           </w:tblGrid>
           <w:tr>
             <w:trPr>
@@ -1799,16 +1963,24 @@
               <w:p>
                 <w:pPr>
                   <w:framePr w:hSpace="180" w:vSpace="180" w:wrap="around" w:vAnchor="text" w:hAnchor="text" w:xAlign="center"/>
-                  <w:spacing w:after="0" w:line="240" w:lineRule="auto"/>
+                  <w:spacing w:after="0"/>
                   <w:jc w:val="center"/>
                   <w:rPr>
-                    <w:lang w:val="it"/>
+                    <w:rFonts w:eastAsia="Arial" w:cs="Arial"/>
+                    <w:kern w:val="0"/>
+                    <w:szCs w:val="22"/>
+                    <w:lang w:val="it" w:eastAsia="it-IT"/>
+                    <w14:ligatures w14:val="none"/>
                   </w:rPr>
                 </w:pPr>
                 <w:r>
                   <w:rPr>
+                    <w:rFonts w:eastAsia="Arial" w:cs="Arial"/>
                     <w:noProof/>
-                    <w:lang w:val="it"/>
+                    <w:kern w:val="0"/>
+                    <w:szCs w:val="22"/>
+                    <w:lang w:val="it" w:eastAsia="it-IT"/>
+                    <w14:ligatures w14:val="none"/>
                   </w:rPr>
                   <w:drawing>
                     <wp:inline distT="114300" distB="114300" distL="114300" distR="114300" wp14:anchorId="0F19C86F" wp14:editId="66789E59">
@@ -1850,7 +2022,7 @@
             </w:tc>
             <w:tc>
               <w:tcPr>
-                <w:tcW w:w="2295" w:type="dxa"/>
+                <w:tcW w:w="2600" w:type="dxa"/>
                 <w:tcMar>
                   <w:top w:w="0" w:type="dxa"/>
                   <w:left w:w="0" w:type="dxa"/>
@@ -1862,21 +2034,27 @@
               <w:p>
                 <w:pPr>
                   <w:framePr w:hSpace="180" w:vSpace="180" w:wrap="around" w:vAnchor="text" w:hAnchor="text" w:xAlign="center"/>
-                  <w:spacing w:after="0" w:line="240" w:lineRule="auto"/>
+                  <w:spacing w:after="0"/>
                   <w:jc w:val="center"/>
                   <w:rPr>
+                    <w:rFonts w:eastAsia="Arial" w:cs="Arial"/>
                     <w:color w:val="1B505F"/>
+                    <w:kern w:val="0"/>
                     <w:sz w:val="18"/>
                     <w:szCs w:val="18"/>
-                    <w:lang w:val="it"/>
+                    <w:lang w:val="it" w:eastAsia="it-IT"/>
+                    <w14:ligatures w14:val="none"/>
                   </w:rPr>
                 </w:pPr>
                 <w:r>
                   <w:rPr>
+                    <w:rFonts w:eastAsia="Arial" w:cs="Arial"/>
                     <w:color w:val="1B505F"/>
+                    <w:kern w:val="0"/>
                     <w:sz w:val="18"/>
                     <w:szCs w:val="18"/>
-                    <w:lang w:val="it"/>
+                    <w:lang w:val="it" w:eastAsia="it-IT"/>
+                    <w14:ligatures w14:val="none"/>
                   </w:rPr>
                   <w:t>info@toscanadiagnostica.it</w:t>
                 </w:r>
@@ -1889,7 +2067,7 @@
             </w:trPr>
             <w:tc>
               <w:tcPr>
-                <w:tcW w:w="2595" w:type="dxa"/>
+                <w:tcW w:w="2900" w:type="dxa"/>
                 <w:gridSpan w:val="2"/>
                 <w:tcMar>
                   <w:top w:w="0" w:type="dxa"/>
@@ -1902,11 +2080,14 @@
               <w:p>
                 <w:pPr>
                   <w:framePr w:hSpace="180" w:vSpace="180" w:wrap="around" w:vAnchor="text" w:hAnchor="text" w:xAlign="center"/>
-                  <w:spacing w:after="0" w:line="240" w:lineRule="auto"/>
+                  <w:spacing w:after="0"/>
                   <w:rPr>
+                    <w:rFonts w:eastAsia="Arial" w:cs="Arial"/>
+                    <w:kern w:val="0"/>
                     <w:sz w:val="4"/>
                     <w:szCs w:val="4"/>
-                    <w:lang w:val="it"/>
+                    <w:lang w:val="it" w:eastAsia="it-IT"/>
+                    <w14:ligatures w14:val="none"/>
                   </w:rPr>
                 </w:pPr>
               </w:p>
@@ -1931,16 +2112,24 @@
               <w:p>
                 <w:pPr>
                   <w:framePr w:hSpace="180" w:vSpace="180" w:wrap="around" w:vAnchor="text" w:hAnchor="text" w:xAlign="center"/>
-                  <w:spacing w:after="0" w:line="240" w:lineRule="auto"/>
+                  <w:spacing w:after="0"/>
                   <w:jc w:val="center"/>
                   <w:rPr>
-                    <w:lang w:val="it"/>
+                    <w:rFonts w:eastAsia="Arial" w:cs="Arial"/>
+                    <w:kern w:val="0"/>
+                    <w:szCs w:val="22"/>
+                    <w:lang w:val="it" w:eastAsia="it-IT"/>
+                    <w14:ligatures w14:val="none"/>
                   </w:rPr>
                 </w:pPr>
                 <w:r>
                   <w:rPr>
+                    <w:rFonts w:eastAsia="Arial" w:cs="Arial"/>
                     <w:noProof/>
-                    <w:lang w:val="it"/>
+                    <w:kern w:val="0"/>
+                    <w:szCs w:val="22"/>
+                    <w:lang w:val="it" w:eastAsia="it-IT"/>
+                    <w14:ligatures w14:val="none"/>
                   </w:rPr>
                   <w:drawing>
                     <wp:inline distT="114300" distB="114300" distL="114300" distR="114300" wp14:anchorId="6E70CF73" wp14:editId="3C5FADC6">
@@ -1982,7 +2171,7 @@
             </w:tc>
             <w:tc>
               <w:tcPr>
-                <w:tcW w:w="2295" w:type="dxa"/>
+                <w:tcW w:w="2600" w:type="dxa"/>
                 <w:tcMar>
                   <w:top w:w="0" w:type="dxa"/>
                   <w:left w:w="0" w:type="dxa"/>
@@ -1994,21 +2183,27 @@
               <w:p>
                 <w:pPr>
                   <w:framePr w:hSpace="180" w:vSpace="180" w:wrap="around" w:vAnchor="text" w:hAnchor="text" w:xAlign="center"/>
-                  <w:spacing w:after="0" w:line="240" w:lineRule="auto"/>
+                  <w:spacing w:after="0"/>
                   <w:jc w:val="center"/>
                   <w:rPr>
+                    <w:rFonts w:eastAsia="Arial" w:cs="Arial"/>
                     <w:color w:val="1B505F"/>
+                    <w:kern w:val="0"/>
                     <w:sz w:val="18"/>
                     <w:szCs w:val="18"/>
-                    <w:lang w:val="it"/>
+                    <w:lang w:val="it" w:eastAsia="it-IT"/>
+                    <w14:ligatures w14:val="none"/>
                   </w:rPr>
                 </w:pPr>
                 <w:r>
                   <w:rPr>
+                    <w:rFonts w:eastAsia="Arial" w:cs="Arial"/>
                     <w:color w:val="1B505F"/>
+                    <w:kern w:val="0"/>
                     <w:sz w:val="18"/>
                     <w:szCs w:val="18"/>
-                    <w:lang w:val="it"/>
+                    <w:lang w:val="it" w:eastAsia="it-IT"/>
+                    <w14:ligatures w14:val="none"/>
                   </w:rPr>
                   <w:t>toscanadiagnostica@pec.it</w:t>
                 </w:r>
@@ -2021,7 +2216,7 @@
             </w:trPr>
             <w:tc>
               <w:tcPr>
-                <w:tcW w:w="2595" w:type="dxa"/>
+                <w:tcW w:w="2900" w:type="dxa"/>
                 <w:gridSpan w:val="2"/>
                 <w:tcMar>
                   <w:top w:w="0" w:type="dxa"/>
@@ -2034,11 +2229,14 @@
               <w:p>
                 <w:pPr>
                   <w:framePr w:hSpace="180" w:vSpace="180" w:wrap="around" w:vAnchor="text" w:hAnchor="text" w:xAlign="center"/>
-                  <w:spacing w:after="0" w:line="240" w:lineRule="auto"/>
+                  <w:spacing w:after="0"/>
                   <w:rPr>
+                    <w:rFonts w:eastAsia="Arial" w:cs="Arial"/>
+                    <w:kern w:val="0"/>
                     <w:sz w:val="4"/>
                     <w:szCs w:val="4"/>
-                    <w:lang w:val="it"/>
+                    <w:lang w:val="it" w:eastAsia="it-IT"/>
+                    <w14:ligatures w14:val="none"/>
                   </w:rPr>
                 </w:pPr>
               </w:p>
@@ -2063,16 +2261,24 @@
               <w:p>
                 <w:pPr>
                   <w:framePr w:hSpace="180" w:vSpace="180" w:wrap="around" w:vAnchor="text" w:hAnchor="text" w:xAlign="center"/>
-                  <w:spacing w:after="0" w:line="240" w:lineRule="auto"/>
+                  <w:spacing w:after="0"/>
                   <w:jc w:val="center"/>
                   <w:rPr>
-                    <w:lang w:val="it"/>
+                    <w:rFonts w:eastAsia="Arial" w:cs="Arial"/>
+                    <w:kern w:val="0"/>
+                    <w:szCs w:val="22"/>
+                    <w:lang w:val="it" w:eastAsia="it-IT"/>
+                    <w14:ligatures w14:val="none"/>
                   </w:rPr>
                 </w:pPr>
                 <w:r>
                   <w:rPr>
+                    <w:rFonts w:eastAsia="Arial" w:cs="Arial"/>
                     <w:noProof/>
-                    <w:lang w:val="it"/>
+                    <w:kern w:val="0"/>
+                    <w:szCs w:val="22"/>
+                    <w:lang w:val="it" w:eastAsia="it-IT"/>
+                    <w14:ligatures w14:val="none"/>
                   </w:rPr>
                   <w:drawing>
                     <wp:inline distT="114300" distB="114300" distL="114300" distR="114300" wp14:anchorId="5E8F9062" wp14:editId="3D9A5EEB">
@@ -2114,7 +2320,7 @@
             </w:tc>
             <w:tc>
               <w:tcPr>
-                <w:tcW w:w="2295" w:type="dxa"/>
+                <w:tcW w:w="2600" w:type="dxa"/>
                 <w:tcMar>
                   <w:top w:w="0" w:type="dxa"/>
                   <w:left w:w="0" w:type="dxa"/>
@@ -2126,21 +2332,27 @@
               <w:p>
                 <w:pPr>
                   <w:framePr w:hSpace="180" w:vSpace="180" w:wrap="around" w:vAnchor="text" w:hAnchor="text" w:xAlign="center"/>
-                  <w:spacing w:after="0" w:line="240" w:lineRule="auto"/>
+                  <w:spacing w:after="0"/>
                   <w:jc w:val="center"/>
                   <w:rPr>
+                    <w:rFonts w:eastAsia="Arial" w:cs="Arial"/>
                     <w:color w:val="1B505F"/>
+                    <w:kern w:val="0"/>
                     <w:sz w:val="18"/>
                     <w:szCs w:val="18"/>
-                    <w:lang w:val="it"/>
+                    <w:lang w:val="it" w:eastAsia="it-IT"/>
+                    <w14:ligatures w14:val="none"/>
                   </w:rPr>
                 </w:pPr>
                 <w:r>
                   <w:rPr>
+                    <w:rFonts w:eastAsia="Arial" w:cs="Arial"/>
                     <w:color w:val="1B505F"/>
+                    <w:kern w:val="0"/>
                     <w:sz w:val="18"/>
                     <w:szCs w:val="18"/>
-                    <w:lang w:val="it"/>
+                    <w:lang w:val="it" w:eastAsia="it-IT"/>
+                    <w14:ligatures w14:val="none"/>
                   </w:rPr>
                   <w:t>www.toscanadiagnostica.it</w:t>
                 </w:r>
@@ -2153,10 +2365,13 @@
             <w:widowControl w:val="0"/>
             <w:spacing w:after="0" w:line="360" w:lineRule="auto"/>
             <w:rPr>
+              <w:rFonts w:eastAsia="Arial" w:cs="Arial"/>
               <w:color w:val="1A3C47"/>
+              <w:kern w:val="0"/>
               <w:sz w:val="18"/>
               <w:szCs w:val="18"/>
-              <w:lang w:val="it"/>
+              <w:lang w:val="it" w:eastAsia="it-IT"/>
+              <w14:ligatures w14:val="none"/>
             </w:rPr>
           </w:pPr>
         </w:p>
